--- a/copyright/generated/04_权属核对与提交清单.docx
+++ b/copyright/generated/04_权属核对与提交清单.docx
@@ -54,12 +54,12 @@
     </w:p>
     <w:p>
       <w:r>
-        <w:t>五、区分本项目的流程编排、自动观测适配、几何约束、固定缝合、导出与验证代码，与外部模型架构</w:t>
+        <w:t>五、区分本项目的流程编排、自动观测适配、几何约束、MANO 融合与局部表面调整、导出与验证代码，</w:t>
       </w:r>
     </w:p>
     <w:p>
       <w:r>
-        <w:t>、权重、SMPL-X/MANO 模型数据及第三方库。</w:t>
+        <w:t>与外部模型架构、权重、SMPL-X/MANO 模型数据及第三方库。</w:t>
       </w:r>
     </w:p>
     <w:p>

--- a/copyright/generated/04_权属核对与提交清单.docx
+++ b/copyright/generated/04_权属核对与提交清单.docx
@@ -44,12 +44,12 @@
     </w:p>
     <w:p>
       <w:r>
-        <w:t>四、核对 SOURCE_PROVENANCE.json 中项目脚本的来源与修改关系，确认申请范围内代码拥有相应权利</w:t>
+        <w:t>四、核对 SOURCE_PROVENANCE.json 和 GUIDED_CODE_PROVENANCE.json 中项目脚本的来源与修改关系，</w:t>
       </w:r>
     </w:p>
     <w:p>
       <w:r>
-        <w:t>或许可。技术来源摘要不能代替授权文件。</w:t>
+        <w:t>确认申请范围内代码拥有相应权利或许可。技术来源摘要不能代替授权文件。</w:t>
       </w:r>
     </w:p>
     <w:p>
@@ -69,7 +69,12 @@
     </w:p>
     <w:p>
       <w:r>
-        <w:t>视频同步、时序平滑、手物接触估计或局部腕部表面优化。</w:t>
+        <w:t>视频同步、时序平滑、手物接触估计。局部腕部表面调整及 MANO 辅助身体优化已实现；全身无碰撞保</w:t>
+      </w:r>
+    </w:p>
+    <w:p>
+      <w:r>
+        <w:t>证尚未实现。</w:t>
       </w:r>
     </w:p>
     <w:p>
